--- a/Hritik_Varma_CV.docx
+++ b/Hritik_Varma_CV.docx
@@ -98,7 +98,12 @@
         <w:pStyle w:val="ListBullet"/>
       </w:pPr>
       <w:r>
-        <w:t xml:space="preserve">Passionate and dedicated Full-Stack Java Web Developer and BCA graduate with 4.5 years of experience as a Desktop Support Engineer. </w:t>
+        <w:t xml:space="preserve">Passionate and dedicated Full-Stack Java </w:t>
+      </w:r>
+      <w:bookmarkStart w:id="0" w:name="_GoBack"/>
+      <w:bookmarkEnd w:id="0"/>
+      <w:r>
+        <w:t xml:space="preserve">Developer and BCA graduate with 4.5 years of experience as a Desktop Support Engineer. </w:t>
       </w:r>
       <w:r>
         <w:rPr>
@@ -395,8 +400,6 @@
         </w:rPr>
         <w:t xml:space="preserve"> </w:t>
       </w:r>
-      <w:bookmarkStart w:id="0" w:name="_GoBack"/>
-      <w:bookmarkEnd w:id="0"/>
       <w:r>
         <w:t xml:space="preserve">(College Project) </w:t>
       </w:r>
@@ -27295,8 +27298,9 @@
     <w:panose1 w:val="020B0502040204020203"/>
     <w:charset w:val="00"/>
     <w:family w:val="swiss"/>
+    <w:notTrueType/>
     <w:pitch w:val="variable"/>
-    <w:sig w:usb0="E4002EFF" w:usb1="C000E47F" w:usb2="00000009" w:usb3="00000000" w:csb0="000001FF" w:csb1="00000000"/>
+    <w:sig w:usb0="00000003" w:usb1="00000000" w:usb2="00000000" w:usb3="00000000" w:csb0="00000001" w:csb1="00000000"/>
   </w:font>
   <w:font w:name="MS Mincho">
     <w:altName w:val="ＭＳ 明朝"/>
@@ -27358,6 +27362,7 @@
     <w:rsid w:val="00925968"/>
     <w:rsid w:val="00960AE8"/>
     <w:rsid w:val="00A95CA5"/>
+    <w:rsid w:val="00D15219"/>
     <w:rsid w:val="00EC03B7"/>
     <w:rsid w:val="00ED6480"/>
     <w:rsid w:val="00F9227C"/>
